--- a/zhs/docx/085.content.docx
+++ b/zhs/docx/085.content.docx
@@ -238,18 +238,12 @@
         </w:rPr>
         <w:t>当人们立约时，他们发了一个</w:t>
       </w:r>
-      <w:hyperlink r:id="rId13">
-        <w:r>
-          <w:rPr>
-            <w:lang w:val="zh_CN" w:bidi="zh_CN"/>
-          </w:rPr>
-          <w:rPr>
-            <w:color w:val="0000EE"/>
-            <w:u w:val="single"/>
-          </w:rPr>
-          <w:t>誓</w:t>
-        </w:r>
-      </w:hyperlink>
+      <w:r>
+        <w:rPr>
+          <w:lang w:val="zh_CN" w:bidi="zh_CN"/>
+        </w:rPr>
+        <w:t>誓</w:t>
+      </w:r>
       <w:r>
         <w:rPr>
           <w:lang w:val="zh_CN" w:bidi="zh_CN"/>
@@ -268,56 +262,26 @@
         <w:rPr>
           <w:lang w:val="zh_CN" w:bidi="zh_CN"/>
         </w:rPr>
-        <w:t>个人或整个家庭可以与彼此立约。国家或人的群体也可以与彼此立约。例如，他们可能会承诺彼此不争斗，如果对方的团体有问题，他们会帮助那个团体。通过与彼此立约，他们说他们希望彼此建立良好的</w:t>
-      </w:r>
-      <w:hyperlink r:id="rId14">
-        <w:r>
-          <w:rPr>
-            <w:lang w:val="zh_CN" w:bidi="zh_CN"/>
-          </w:rPr>
-          <w:rPr>
-            <w:color w:val="0000EE"/>
-            <w:u w:val="single"/>
-          </w:rPr>
-          <w:t>关系</w:t>
-        </w:r>
-      </w:hyperlink>
-      <w:r>
-        <w:rPr>
-          <w:lang w:val="zh_CN" w:bidi="zh_CN"/>
-        </w:rPr>
-        <w:t>。在这段关系中，双方是平等的。他们可以选择是否与对方立约，他们也可以共同商定他们想向彼此应许什么。在旧约中，</w:t>
-      </w:r>
-      <w:hyperlink r:id="rId15">
-        <w:r>
-          <w:rPr>
-            <w:lang w:val="zh_CN" w:bidi="zh_CN"/>
-          </w:rPr>
-          <w:rPr>
-            <w:color w:val="0000EE"/>
-            <w:u w:val="single"/>
-          </w:rPr>
-          <w:t>以色列</w:t>
-        </w:r>
-      </w:hyperlink>
+        <w:t>个人或整个家庭可以与彼此立约。国家或人的群体也可以与彼此立约。例如，他们可能会承诺彼此不争斗，如果对方的团体有问题，他们会帮助那个团体。通过与彼此立约，他们说他们希望彼此建立良好的关系。在这段关系中，双方是平等的。他们可以选择是否与对方立约，他们也可以共同商定他们想向彼此应许什么。在旧约中，</w:t>
+      </w:r>
+      <w:r>
+        <w:rPr>
+          <w:lang w:val="zh_CN" w:bidi="zh_CN"/>
+        </w:rPr>
+        <w:t>以色列</w:t>
+      </w:r>
       <w:r>
         <w:rPr>
           <w:lang w:val="zh_CN" w:bidi="zh_CN"/>
         </w:rPr>
         <w:t>人有时与另一个</w:t>
       </w:r>
-      <w:hyperlink r:id="rId16">
-        <w:r>
-          <w:rPr>
-            <w:lang w:val="zh_CN" w:bidi="zh_CN"/>
-          </w:rPr>
-          <w:rPr>
-            <w:color w:val="0000EE"/>
-            <w:u w:val="single"/>
-          </w:rPr>
-          <w:t>国家</w:t>
-        </w:r>
-      </w:hyperlink>
+      <w:r>
+        <w:rPr>
+          <w:lang w:val="zh_CN" w:bidi="zh_CN"/>
+        </w:rPr>
+        <w:t>国家</w:t>
+      </w:r>
       <w:r>
         <w:rPr>
           <w:lang w:val="zh_CN" w:bidi="zh_CN"/>
@@ -332,36 +296,24 @@
           <w:lang w:val="zh_CN" w:bidi="zh_CN"/>
         </w:rPr>
       </w:r>
-      <w:hyperlink r:id="rId17">
-        <w:r>
-          <w:rPr>
-            <w:lang w:val="zh_CN" w:bidi="zh_CN"/>
-          </w:rPr>
-          <w:rPr>
-            <w:color w:val="0000EE"/>
-            <w:u w:val="single"/>
-          </w:rPr>
-          <w:t>王</w:t>
-        </w:r>
-      </w:hyperlink>
+      <w:r>
+        <w:rPr>
+          <w:lang w:val="zh_CN" w:bidi="zh_CN"/>
+        </w:rPr>
+        <w:t>王</w:t>
+      </w:r>
       <w:r>
         <w:rPr>
           <w:lang w:val="zh_CN" w:bidi="zh_CN"/>
         </w:rPr>
         <w:t>或统治者也可以与另一个比他弱的统治者或</w:t>
       </w:r>
-      <w:hyperlink r:id="rId18">
-        <w:r>
-          <w:rPr>
-            <w:lang w:val="zh_CN" w:bidi="zh_CN"/>
-          </w:rPr>
-          <w:rPr>
-            <w:color w:val="0000EE"/>
-            <w:u w:val="single"/>
-          </w:rPr>
-          <w:t>国</w:t>
-        </w:r>
-      </w:hyperlink>
+      <w:r>
+        <w:rPr>
+          <w:lang w:val="zh_CN" w:bidi="zh_CN"/>
+        </w:rPr>
+        <w:t>国</w:t>
+      </w:r>
       <w:r>
         <w:rPr>
           <w:lang w:val="zh_CN" w:bidi="zh_CN"/>
@@ -408,79 +360,7 @@
         <w:rPr>
           <w:lang w:val="zh_CN" w:bidi="zh_CN"/>
         </w:rPr>
-        <w:t>神与</w:t>
-      </w:r>
-      <w:hyperlink r:id="rId19">
-        <w:r>
-          <w:rPr>
-            <w:lang w:val="zh_CN" w:bidi="zh_CN"/>
-          </w:rPr>
-          <w:rPr>
-            <w:color w:val="0000EE"/>
-            <w:u w:val="single"/>
-          </w:rPr>
-          <w:t>亚伯拉罕</w:t>
-        </w:r>
-      </w:hyperlink>
-      <w:r>
-        <w:rPr>
-          <w:lang w:val="zh_CN" w:bidi="zh_CN"/>
-        </w:rPr>
-        <w:t>立约。神应许赐给亚伯拉罕一块土地和许多后裔。在这里，神是唯一起誓的那一位。神藉著一个包含杀死动物的仪式来坚定祂的誓言。这象征着神的誓言的真诚。从那时候起，亚伯拉罕和他的</w:t>
-      </w:r>
-      <w:hyperlink r:id="rId20">
-        <w:r>
-          <w:rPr>
-            <w:lang w:val="zh_CN" w:bidi="zh_CN"/>
-          </w:rPr>
-          <w:rPr>
-            <w:color w:val="0000EE"/>
-            <w:u w:val="single"/>
-          </w:rPr>
-          <w:t>后裔</w:t>
-        </w:r>
-      </w:hyperlink>
-      <w:r>
-        <w:rPr>
-          <w:lang w:val="zh_CN" w:bidi="zh_CN"/>
-        </w:rPr>
-        <w:t>需要受</w:t>
-      </w:r>
-      <w:hyperlink r:id="rId21">
-        <w:r>
-          <w:rPr>
-            <w:lang w:val="zh_CN" w:bidi="zh_CN"/>
-          </w:rPr>
-          <w:rPr>
-            <w:color w:val="0000EE"/>
-            <w:u w:val="single"/>
-          </w:rPr>
-          <w:t>割礼</w:t>
-        </w:r>
-      </w:hyperlink>
-      <w:r>
-        <w:rPr>
-          <w:lang w:val="zh_CN" w:bidi="zh_CN"/>
-        </w:rPr>
-        <w:t>。割礼是一种习俗，切掉男人阴茎末端松散的皮肤。在</w:t>
-      </w:r>
-      <w:hyperlink r:id="rId22">
-        <w:r>
-          <w:rPr>
-            <w:lang w:val="zh_CN" w:bidi="zh_CN"/>
-          </w:rPr>
-          <w:rPr>
-            <w:color w:val="0000EE"/>
-            <w:u w:val="single"/>
-          </w:rPr>
-          <w:t>希伯来文</w:t>
-        </w:r>
-      </w:hyperlink>
-      <w:r>
-        <w:rPr>
-          <w:lang w:val="zh_CN" w:bidi="zh_CN"/>
-        </w:rPr>
-        <w:t>中，按照旧约的语言，当人们立约时，他们说他们"</w:t>
+        <w:t>神与亚伯拉罕立约。神应许赐给亚伯拉罕一块土地和许多后裔。在这里，神是唯一起誓的那一位。神藉著一个包含杀死动物的仪式来坚定祂的誓言。这象征着神的誓言的真诚。从那时候起，亚伯拉罕和他的后裔需要受割礼。割礼是一种习俗，切掉男人阴茎末端松散的皮肤。在希伯来文中，按照旧约的语言，当人们立约时，他们说他们"</w:t>
       </w:r>
       <w:r>
         <w:rPr>
@@ -507,38 +387,14 @@
         <w:rPr>
           <w:lang w:val="zh_CN" w:bidi="zh_CN"/>
         </w:rPr>
-        <w:t>后来，神数次与亚伯拉罕的后裔</w:t>
-      </w:r>
-      <w:hyperlink r:id="rId23">
-        <w:r>
-          <w:rPr>
-            <w:lang w:val="zh_CN" w:bidi="zh_CN"/>
-          </w:rPr>
-          <w:rPr>
-            <w:color w:val="0000EE"/>
-            <w:u w:val="single"/>
-          </w:rPr>
-          <w:t>以色列人</w:t>
-        </w:r>
-      </w:hyperlink>
-      <w:r>
-        <w:rPr>
-          <w:lang w:val="zh_CN" w:bidi="zh_CN"/>
-        </w:rPr>
-        <w:t>确认这个约。例如，摩西带领以色列人脱离埃及的奴役后，这件事就发生在西奈山上。正如神所应许的，亚伯拉罕的后裔成为庞大的一群人。但他们还没有自己的土地。在西奈山上，神将祂的诫命赐给以色列人。这些诫命就是祂的律法。以色列人需要遵守这些诫命。这是他们的约的一部分。神应许以色列人，如果他们顺服祂，遵守约中他们该有的部分，他们就会成为神特别的子民。神会</w:t>
-      </w:r>
-      <w:hyperlink r:id="rId24">
-        <w:r>
-          <w:rPr>
-            <w:lang w:val="zh_CN" w:bidi="zh_CN"/>
-          </w:rPr>
-          <w:rPr>
-            <w:color w:val="0000EE"/>
-            <w:u w:val="single"/>
-          </w:rPr>
-          <w:t>祝福</w:t>
-        </w:r>
-      </w:hyperlink>
+        <w:t>后来，神数次与亚伯拉罕的后裔以色列人确认这个约。例如，摩西带领以色列人脱离埃及的奴役后，这件事就发生在西奈山上。正如神所应许的，亚伯拉罕的后裔成为庞大的一群人。但他们还没有自己的土地。在西奈山上，神将祂的诫命赐给以色列人。这些诫命就是祂的律法。以色列人需要遵守这些诫命。这是他们的约的一部分。神应许以色列人，如果他们顺服祂，遵守约中他们该有的部分，他们就会成为神特别的子民。神会</w:t>
+      </w:r>
+      <w:r>
+        <w:rPr>
+          <w:lang w:val="zh_CN" w:bidi="zh_CN"/>
+        </w:rPr>
+        <w:t>祝福</w:t>
+      </w:r>
       <w:r>
         <w:rPr>
           <w:lang w:val="zh_CN" w:bidi="zh_CN"/>
@@ -557,38 +413,14 @@
         <w:rPr>
           <w:lang w:val="zh_CN" w:bidi="zh_CN"/>
         </w:rPr>
-        <w:t>以色列人应许遵守神的约，并完全顺服祂。为了证实这个应许，他们举行了一个仪式。摩西杀了几只动物，并将这些动物的一些血洒在</w:t>
-      </w:r>
-      <w:hyperlink r:id="rId25">
-        <w:r>
-          <w:rPr>
-            <w:lang w:val="zh_CN" w:bidi="zh_CN"/>
-          </w:rPr>
-          <w:rPr>
-            <w:color w:val="0000EE"/>
-            <w:u w:val="single"/>
-          </w:rPr>
-          <w:t>坛</w:t>
-        </w:r>
-      </w:hyperlink>
-      <w:r>
-        <w:rPr>
-          <w:lang w:val="zh_CN" w:bidi="zh_CN"/>
-        </w:rPr>
-        <w:t>上，坛是人们向神</w:t>
-      </w:r>
-      <w:hyperlink r:id="rId26">
-        <w:r>
-          <w:rPr>
-            <w:lang w:val="zh_CN" w:bidi="zh_CN"/>
-          </w:rPr>
-          <w:rPr>
-            <w:color w:val="0000EE"/>
-            <w:u w:val="single"/>
-          </w:rPr>
-          <w:t>献祭</w:t>
-        </w:r>
-      </w:hyperlink>
+        <w:t>以色列人应许遵守神的约，并完全顺服祂。为了证实这个应许，他们举行了一个仪式。摩西杀了几只动物，并将这些动物的一些血洒在坛上，坛是人们向神</w:t>
+      </w:r>
+      <w:r>
+        <w:rPr>
+          <w:lang w:val="zh_CN" w:bidi="zh_CN"/>
+        </w:rPr>
+        <w:t>献祭</w:t>
+      </w:r>
       <w:r>
         <w:rPr>
           <w:lang w:val="zh_CN" w:bidi="zh_CN"/>
@@ -636,18 +468,12 @@
         </w:rPr>
         <w:t>约。神有必要立一个新约，因为人是</w:t>
       </w:r>
-      <w:hyperlink r:id="rId27">
-        <w:r>
-          <w:rPr>
-            <w:lang w:val="zh_CN" w:bidi="zh_CN"/>
-          </w:rPr>
-          <w:rPr>
-            <w:color w:val="0000EE"/>
-            <w:u w:val="single"/>
-          </w:rPr>
-          <w:t>有罪</w:t>
-        </w:r>
-      </w:hyperlink>
+      <w:r>
+        <w:rPr>
+          <w:lang w:val="zh_CN" w:bidi="zh_CN"/>
+        </w:rPr>
+        <w:t>有罪</w:t>
+      </w:r>
       <w:r>
         <w:rPr>
           <w:lang w:val="zh_CN" w:bidi="zh_CN"/>
@@ -886,7 +712,7 @@
           <w:lang w:val="zh_CN" w:bidi="zh_CN"/>
         </w:rPr>
       </w:r>
-      <w:hyperlink r:id="rId28">
+      <w:hyperlink r:id="rId13">
         <w:r>
           <w:rPr>
             <w:lang w:val="zh_CN" w:bidi="zh_CN"/>
@@ -959,36 +785,24 @@
         </w:rPr>
         <w:t>是一条从北到南流经</w:t>
       </w:r>
-      <w:hyperlink r:id="rId16">
-        <w:r>
-          <w:rPr>
-            <w:lang w:val="zh_CN" w:bidi="zh_CN"/>
-          </w:rPr>
-          <w:rPr>
-            <w:color w:val="0000EE"/>
-            <w:u w:val="single"/>
-          </w:rPr>
-          <w:t>以色列</w:t>
-        </w:r>
-      </w:hyperlink>
+      <w:r>
+        <w:rPr>
+          <w:lang w:val="zh_CN" w:bidi="zh_CN"/>
+        </w:rPr>
+        <w:t>以色列</w:t>
+      </w:r>
       <w:r>
         <w:rPr>
           <w:lang w:val="zh_CN" w:bidi="zh_CN"/>
         </w:rPr>
         <w:t xml:space="preserve">的长河。 在雨季，河水非常宽且深。 在一年中的其它时间，河水变小，人可以通过涉水或游泳过河。 在两个地方，河流经过一个大湖：先是加利利湖或海，然后是死海。 </w:t>
       </w:r>
-      <w:hyperlink r:id="rId29">
-        <w:r>
-          <w:rPr>
-            <w:lang w:val="zh_CN" w:bidi="zh_CN"/>
-          </w:rPr>
-          <w:rPr>
-            <w:color w:val="0000EE"/>
-            <w:u w:val="single"/>
-          </w:rPr>
-          <w:t>加利利湖</w:t>
-        </w:r>
-      </w:hyperlink>
+      <w:r>
+        <w:rPr>
+          <w:lang w:val="zh_CN" w:bidi="zh_CN"/>
+        </w:rPr>
+        <w:t>加利利湖</w:t>
+      </w:r>
       <w:r>
         <w:rPr>
           <w:lang w:val="zh_CN" w:bidi="zh_CN"/>
@@ -1009,54 +823,24 @@
         </w:rPr>
         <w:t>约旦河对</w:t>
       </w:r>
-      <w:hyperlink r:id="rId30">
-        <w:r>
-          <w:rPr>
-            <w:lang w:val="zh_CN" w:bidi="zh_CN"/>
-          </w:rPr>
-          <w:rPr>
-            <w:color w:val="0000EE"/>
-            <w:u w:val="single"/>
-          </w:rPr>
-          <w:t>犹太人</w:t>
-        </w:r>
-      </w:hyperlink>
-      <w:r>
-        <w:rPr>
-          <w:lang w:val="zh_CN" w:bidi="zh_CN"/>
-        </w:rPr>
-        <w:t>来说非常重要。 这之所以重要，因为百姓需要河水，也因为当</w:t>
-      </w:r>
-      <w:hyperlink r:id="rId23">
-        <w:r>
-          <w:rPr>
-            <w:lang w:val="zh_CN" w:bidi="zh_CN"/>
-          </w:rPr>
-          <w:rPr>
-            <w:color w:val="0000EE"/>
-            <w:u w:val="single"/>
-          </w:rPr>
-          <w:t>以色列人</w:t>
-        </w:r>
-      </w:hyperlink>
-      <w:r>
-        <w:rPr>
-          <w:lang w:val="zh_CN" w:bidi="zh_CN"/>
-        </w:rPr>
-        <w:t>第一次进入这块土地时，他们必须渡过约旦河。 正逢雨季，当时河水非常深且宽。 但神行了</w:t>
-      </w:r>
-      <w:hyperlink r:id="rId31">
-        <w:r>
-          <w:rPr>
-            <w:lang w:val="zh_CN" w:bidi="zh_CN"/>
-          </w:rPr>
-          <w:rPr>
-            <w:color w:val="0000EE"/>
-            <w:u w:val="single"/>
-          </w:rPr>
-          <w:t>神迹</w:t>
-        </w:r>
-      </w:hyperlink>
+      <w:r>
+        <w:rPr>
+          <w:lang w:val="zh_CN" w:bidi="zh_CN"/>
+        </w:rPr>
+        <w:t>犹太人</w:t>
+      </w:r>
+      <w:r>
+        <w:rPr>
+          <w:lang w:val="zh_CN" w:bidi="zh_CN"/>
+        </w:rPr>
+        <w:t>来说非常重要。 这之所以重要，因为百姓需要河水，也因为当以色列人第一次进入这块土地时，他们必须渡过约旦河。 正逢雨季，当时河水非常深且宽。 但神行了</w:t>
+      </w:r>
+      <w:r>
+        <w:rPr>
+          <w:lang w:val="zh_CN" w:bidi="zh_CN"/>
+        </w:rPr>
+        <w:t>神迹</w:t>
+      </w:r>
       <w:r>
         <w:rPr>
           <w:lang w:val="zh_CN" w:bidi="zh_CN"/>
@@ -1130,7 +914,7 @@
           <w:lang w:val="zh_CN" w:bidi="zh_CN"/>
         </w:rPr>
       </w:r>
-      <w:hyperlink r:id="rId28">
+      <w:hyperlink r:id="rId13">
         <w:r>
           <w:rPr>
             <w:lang w:val="zh_CN" w:bidi="zh_CN"/>
@@ -1203,36 +987,24 @@
         </w:rPr>
         <w:t>是耶稣的</w:t>
       </w:r>
-      <w:hyperlink r:id="rId32">
-        <w:r>
-          <w:rPr>
-            <w:lang w:val="zh_CN" w:bidi="zh_CN"/>
-          </w:rPr>
-          <w:rPr>
-            <w:color w:val="0000EE"/>
-            <w:u w:val="single"/>
-          </w:rPr>
-          <w:t>门徒</w:t>
-        </w:r>
-      </w:hyperlink>
+      <w:r>
+        <w:rPr>
+          <w:lang w:val="zh_CN" w:bidi="zh_CN"/>
+        </w:rPr>
+        <w:t>门徒</w:t>
+      </w:r>
       <w:r>
         <w:rPr>
           <w:lang w:val="zh_CN" w:bidi="zh_CN"/>
         </w:rPr>
         <w:t>之一。 他是另一个门徒</w:t>
       </w:r>
-      <w:hyperlink r:id="rId33">
-        <w:r>
-          <w:rPr>
-            <w:lang w:val="zh_CN" w:bidi="zh_CN"/>
-          </w:rPr>
-          <w:rPr>
-            <w:color w:val="0000EE"/>
-            <w:u w:val="single"/>
-          </w:rPr>
-          <w:t>雅各</w:t>
-        </w:r>
-      </w:hyperlink>
+      <w:r>
+        <w:rPr>
+          <w:lang w:val="zh_CN" w:bidi="zh_CN"/>
+        </w:rPr>
+        <w:t>雅各</w:t>
+      </w:r>
       <w:r>
         <w:rPr>
           <w:lang w:val="zh_CN" w:bidi="zh_CN"/>
@@ -1267,41 +1039,17 @@
         </w:rPr>
         <w:t>门徒约翰可能也是约翰</w:t>
       </w:r>
-      <w:hyperlink r:id="rId34">
-        <w:r>
-          <w:rPr>
-            <w:lang w:val="zh_CN" w:bidi="zh_CN"/>
-          </w:rPr>
-          <w:rPr>
-            <w:color w:val="0000EE"/>
-            <w:u w:val="single"/>
-          </w:rPr>
-          <w:t>福音</w:t>
-        </w:r>
-      </w:hyperlink>
-      <w:r>
-        <w:rPr>
-          <w:lang w:val="zh_CN" w:bidi="zh_CN"/>
-        </w:rPr>
-        <w:t>约翰书信和启示录——新约中所有这些书卷的作者。 他可能是耶稣所有门徒中寿命最长的人。 当他已经很老时，罗马当局把他作为囚犯送到一个名叫拔摩的海岛上，神在那里赐给他异象，我们可以在《启示录》中看到这些</w:t>
-      </w:r>
-      <w:hyperlink r:id="rId35">
-        <w:r>
-          <w:rPr>
-            <w:lang w:val="zh_CN" w:bidi="zh_CN"/>
-          </w:rPr>
-          <w:rPr>
-            <w:color w:val="0000EE"/>
-            <w:u w:val="single"/>
-          </w:rPr>
-          <w:t>异象</w:t>
-        </w:r>
-      </w:hyperlink>
-      <w:r>
-        <w:rPr>
-          <w:lang w:val="zh_CN" w:bidi="zh_CN"/>
-        </w:rPr>
-        <w:t>。</w:t>
+      <w:r>
+        <w:rPr>
+          <w:lang w:val="zh_CN" w:bidi="zh_CN"/>
+        </w:rPr>
+        <w:t>福音</w:t>
+      </w:r>
+      <w:r>
+        <w:rPr>
+          <w:lang w:val="zh_CN" w:bidi="zh_CN"/>
+        </w:rPr>
+        <w:t>约翰书信和启示录——新约中所有这些书卷的作者。 他可能是耶稣所有门徒中寿命最长的人。 当他已经很老时，罗马当局把他作为囚犯送到一个名叫拔摩的海岛上，神在那里赐给他异象，我们可以在《启示录》中看到这些异象。</w:t>
       </w:r>
       <w:r>
         <w:rPr>
@@ -1356,7 +1104,7 @@
           <w:lang w:val="zh_CN" w:bidi="zh_CN"/>
         </w:rPr>
       </w:r>
-      <w:hyperlink r:id="rId28">
+      <w:hyperlink r:id="rId13">
         <w:r>
           <w:rPr>
             <w:lang w:val="zh_CN" w:bidi="zh_CN"/>

--- a/zhs/docx/085.content.docx
+++ b/zhs/docx/085.content.docx
@@ -686,23 +686,12 @@
         <w:rPr>
           <w:lang w:val="zh_CN" w:bidi="zh_CN"/>
         </w:rPr>
-        <w:t>约</w:t>
-      </w:r>
-      <w:r>
-        <w:rPr>
-          <w:lang w:val="zh_CN" w:bidi="zh_CN"/>
-        </w:rPr>
-      </w:r>
-    </w:p>
-    <w:p>
-      <w:pPr>
-        <w:pStyle w:val="Heading4"/>
-      </w:pPr>
-      <w:r>
-        <w:rPr>
-          <w:lang w:val="zh_CN" w:bidi="zh_CN"/>
-        </w:rPr>
-        <w:t>Audio Content</w:t>
+        <w:t>约旦河</w:t>
+      </w:r>
+      <w:r>
+        <w:rPr>
+          <w:lang w:val="zh_CN" w:bidi="zh_CN"/>
+        </w:rPr>
       </w:r>
     </w:p>
     <w:p>
@@ -712,33 +701,42 @@
           <w:lang w:val="zh_CN" w:bidi="zh_CN"/>
         </w:rPr>
       </w:r>
-      <w:hyperlink r:id="rId13">
-        <w:r>
-          <w:rPr>
-            <w:lang w:val="zh_CN" w:bidi="zh_CN"/>
-          </w:rPr>
-          <w:rPr>
-            <w:color w:val="0000EE"/>
-            <w:u w:val="single"/>
-          </w:rPr>
-          <w:t>mp3 file</w:t>
-        </w:r>
-      </w:hyperlink>
-      <w:r>
-        <w:rPr>
-          <w:lang w:val="zh_CN" w:bidi="zh_CN"/>
-        </w:rPr>
-        <w:t xml:space="preserve"> (None KB)</w:t>
-      </w:r>
-      <w:r>
-        <w:rPr>
-          <w:lang w:val="zh_CN" w:bidi="zh_CN"/>
-        </w:rPr>
-      </w:r>
-      <w:r>
-        <w:rPr>
-          <w:lang w:val="zh_CN" w:bidi="zh_CN"/>
-        </w:rPr>
+      <w:r>
+        <w:rPr>
+          <w:b/>
+          <w:lang w:val="zh_CN" w:bidi="zh_CN"/>
+        </w:rPr>
+        <w:t>约旦河</w:t>
+      </w:r>
+      <w:r>
+        <w:rPr>
+          <w:lang w:val="zh_CN" w:bidi="zh_CN"/>
+        </w:rPr>
+        <w:t>是一条从北到南流经</w:t>
+      </w:r>
+      <w:r>
+        <w:rPr>
+          <w:lang w:val="zh_CN" w:bidi="zh_CN"/>
+        </w:rPr>
+        <w:t>以色列</w:t>
+      </w:r>
+      <w:r>
+        <w:rPr>
+          <w:lang w:val="zh_CN" w:bidi="zh_CN"/>
+        </w:rPr>
+        <w:t xml:space="preserve">的长河。 在雨季，河水非常宽且深。 在一年中的其它时间，河水变小，人可以通过涉水或游泳过河。 在两个地方，河流经过一个大湖：先是加利利湖或海，然后是死海。 </w:t>
+      </w:r>
+      <w:r>
+        <w:rPr>
+          <w:lang w:val="zh_CN" w:bidi="zh_CN"/>
+        </w:rPr>
+        <w:t>加利利湖</w:t>
+      </w:r>
+      <w:r>
+        <w:rPr>
+          <w:lang w:val="zh_CN" w:bidi="zh_CN"/>
+        </w:rPr>
+        <w:t>的水是甜的，湖中有许多鱼；但死海的水是咸的，水咸到没有鱼可以在其中生活。 约旦河止步于死海。</w:t>
       </w:r>
     </w:p>
     <w:p>
@@ -748,21 +746,35 @@
           <w:lang w:val="zh_CN" w:bidi="zh_CN"/>
         </w:rPr>
       </w:r>
-    </w:p>
-    <w:p>
-      <w:pPr>
-        <w:pStyle w:val="Heading2"/>
-      </w:pPr>
-      <w:r>
-        <w:rPr>
-          <w:lang w:val="zh_CN" w:bidi="zh_CN"/>
-        </w:rPr>
-        <w:t>约旦河</w:t>
-      </w:r>
-      <w:r>
-        <w:rPr>
-          <w:lang w:val="zh_CN" w:bidi="zh_CN"/>
-        </w:rPr>
+      <w:r>
+        <w:rPr>
+          <w:lang w:val="zh_CN" w:bidi="zh_CN"/>
+        </w:rPr>
+        <w:t>约旦河对</w:t>
+      </w:r>
+      <w:r>
+        <w:rPr>
+          <w:lang w:val="zh_CN" w:bidi="zh_CN"/>
+        </w:rPr>
+        <w:t>犹太人</w:t>
+      </w:r>
+      <w:r>
+        <w:rPr>
+          <w:lang w:val="zh_CN" w:bidi="zh_CN"/>
+        </w:rPr>
+        <w:t>来说非常重要。 这之所以重要，因为百姓需要河水，也因为当以色列人第一次进入这块土地时，他们必须渡过约旦河。 正逢雨季，当时河水非常深且宽。 但神行了</w:t>
+      </w:r>
+      <w:r>
+        <w:rPr>
+          <w:lang w:val="zh_CN" w:bidi="zh_CN"/>
+        </w:rPr>
+        <w:t>神迹</w:t>
+      </w:r>
+      <w:r>
+        <w:rPr>
+          <w:lang w:val="zh_CN" w:bidi="zh_CN"/>
+        </w:rPr>
+        <w:t>，使河水止住，以色列人可以安全地步行过河，抵达对岸。</w:t>
       </w:r>
     </w:p>
     <w:p>
@@ -774,40 +786,19 @@
       </w:r>
       <w:r>
         <w:rPr>
-          <w:b/>
-          <w:lang w:val="zh_CN" w:bidi="zh_CN"/>
-        </w:rPr>
-        <w:t>约旦河</w:t>
-      </w:r>
-      <w:r>
-        <w:rPr>
-          <w:lang w:val="zh_CN" w:bidi="zh_CN"/>
-        </w:rPr>
-        <w:t>是一条从北到南流经</w:t>
-      </w:r>
-      <w:r>
-        <w:rPr>
-          <w:lang w:val="zh_CN" w:bidi="zh_CN"/>
-        </w:rPr>
-        <w:t>以色列</w:t>
-      </w:r>
-      <w:r>
-        <w:rPr>
-          <w:lang w:val="zh_CN" w:bidi="zh_CN"/>
-        </w:rPr>
-        <w:t xml:space="preserve">的长河。 在雨季，河水非常宽且深。 在一年中的其它时间，河水变小，人可以通过涉水或游泳过河。 在两个地方，河流经过一个大湖：先是加利利湖或海，然后是死海。 </w:t>
-      </w:r>
-      <w:r>
-        <w:rPr>
-          <w:lang w:val="zh_CN" w:bidi="zh_CN"/>
-        </w:rPr>
-        <w:t>加利利湖</w:t>
-      </w:r>
-      <w:r>
-        <w:rPr>
-          <w:lang w:val="zh_CN" w:bidi="zh_CN"/>
-        </w:rPr>
-        <w:t>的水是甜的，湖中有许多鱼；但死海的水是咸的，水咸到没有鱼可以在其中生活。 约旦河止步于死海。</w:t>
+          <w:lang w:val="zh_CN" w:bidi="zh_CN"/>
+        </w:rPr>
+        <w:t>你可能需要先在可视化圣经词典中查一下约旦河。</w:t>
+      </w:r>
+      <w:r>
+        <w:rPr>
+          <w:lang w:val="zh_CN" w:bidi="zh_CN"/>
+        </w:rPr>
+      </w:r>
+      <w:r>
+        <w:rPr>
+          <w:lang w:val="zh_CN" w:bidi="zh_CN"/>
+        </w:rPr>
       </w:r>
     </w:p>
     <w:p>
@@ -817,35 +808,21 @@
           <w:lang w:val="zh_CN" w:bidi="zh_CN"/>
         </w:rPr>
       </w:r>
-      <w:r>
-        <w:rPr>
-          <w:lang w:val="zh_CN" w:bidi="zh_CN"/>
-        </w:rPr>
-        <w:t>约旦河对</w:t>
-      </w:r>
-      <w:r>
-        <w:rPr>
-          <w:lang w:val="zh_CN" w:bidi="zh_CN"/>
-        </w:rPr>
-        <w:t>犹太人</w:t>
-      </w:r>
-      <w:r>
-        <w:rPr>
-          <w:lang w:val="zh_CN" w:bidi="zh_CN"/>
-        </w:rPr>
-        <w:t>来说非常重要。 这之所以重要，因为百姓需要河水，也因为当以色列人第一次进入这块土地时，他们必须渡过约旦河。 正逢雨季，当时河水非常深且宽。 但神行了</w:t>
-      </w:r>
-      <w:r>
-        <w:rPr>
-          <w:lang w:val="zh_CN" w:bidi="zh_CN"/>
-        </w:rPr>
-        <w:t>神迹</w:t>
-      </w:r>
-      <w:r>
-        <w:rPr>
-          <w:lang w:val="zh_CN" w:bidi="zh_CN"/>
-        </w:rPr>
-        <w:t>，使河水止住，以色列人可以安全地步行过河，抵达对岸。</w:t>
+    </w:p>
+    <w:p>
+      <w:pPr>
+        <w:pStyle w:val="Heading2"/>
+      </w:pPr>
+      <w:r>
+        <w:rPr>
+          <w:lang w:val="zh_CN" w:bidi="zh_CN"/>
+        </w:rPr>
+        <w:t>约翰</w:t>
+      </w:r>
+      <w:r>
+        <w:rPr>
+          <w:lang w:val="zh_CN" w:bidi="zh_CN"/>
+        </w:rPr>
       </w:r>
     </w:p>
     <w:p>
@@ -857,19 +834,40 @@
       </w:r>
       <w:r>
         <w:rPr>
-          <w:lang w:val="zh_CN" w:bidi="zh_CN"/>
-        </w:rPr>
-        <w:t>你可能需要先在可视化圣经词典中查一下约旦河。</w:t>
-      </w:r>
-      <w:r>
-        <w:rPr>
-          <w:lang w:val="zh_CN" w:bidi="zh_CN"/>
-        </w:rPr>
-      </w:r>
-      <w:r>
-        <w:rPr>
-          <w:lang w:val="zh_CN" w:bidi="zh_CN"/>
-        </w:rPr>
+          <w:b/>
+          <w:lang w:val="zh_CN" w:bidi="zh_CN"/>
+        </w:rPr>
+        <w:t>约翰</w:t>
+      </w:r>
+      <w:r>
+        <w:rPr>
+          <w:lang w:val="zh_CN" w:bidi="zh_CN"/>
+        </w:rPr>
+        <w:t>是耶稣的</w:t>
+      </w:r>
+      <w:r>
+        <w:rPr>
+          <w:lang w:val="zh_CN" w:bidi="zh_CN"/>
+        </w:rPr>
+        <w:t>门徒</w:t>
+      </w:r>
+      <w:r>
+        <w:rPr>
+          <w:lang w:val="zh_CN" w:bidi="zh_CN"/>
+        </w:rPr>
+        <w:t>之一。 他是另一个门徒</w:t>
+      </w:r>
+      <w:r>
+        <w:rPr>
+          <w:lang w:val="zh_CN" w:bidi="zh_CN"/>
+        </w:rPr>
+        <w:t>雅各</w:t>
+      </w:r>
+      <w:r>
+        <w:rPr>
+          <w:lang w:val="zh_CN" w:bidi="zh_CN"/>
+        </w:rPr>
+        <w:t>的兄弟，他们父亲的名字叫西庇太。 雅各和约翰是渔夫，直到耶稣呼召他们成为祂的门徒。与另一个门徒彼得一起，这三个人经常在特殊时刻与耶稣在一起，即使其他门徒不在那里。</w:t>
       </w:r>
     </w:p>
     <w:p>
@@ -879,32 +877,11 @@
           <w:lang w:val="zh_CN" w:bidi="zh_CN"/>
         </w:rPr>
       </w:r>
-    </w:p>
-    <w:p>
-      <w:pPr>
-        <w:pStyle w:val="Heading2"/>
-      </w:pPr>
-      <w:r>
-        <w:rPr>
-          <w:lang w:val="zh_CN" w:bidi="zh_CN"/>
-        </w:rPr>
-        <w:t>约旦河</w:t>
-      </w:r>
-      <w:r>
-        <w:rPr>
-          <w:lang w:val="zh_CN" w:bidi="zh_CN"/>
-        </w:rPr>
-      </w:r>
-    </w:p>
-    <w:p>
-      <w:pPr>
-        <w:pStyle w:val="Heading4"/>
-      </w:pPr>
-      <w:r>
-        <w:rPr>
-          <w:lang w:val="zh_CN" w:bidi="zh_CN"/>
-        </w:rPr>
-        <w:t>Audio Content</w:t>
+      <w:r>
+        <w:rPr>
+          <w:lang w:val="zh_CN" w:bidi="zh_CN"/>
+        </w:rPr>
+        <w:t>有一次，耶稣称雅各和他的兄弟约翰为"雷子"。 耶稣给他们这个名字可能是因为他们脾气暴躁，很容易就生气。 但我们不能确定。</w:t>
       </w:r>
     </w:p>
     <w:p>
@@ -914,125 +891,6 @@
           <w:lang w:val="zh_CN" w:bidi="zh_CN"/>
         </w:rPr>
       </w:r>
-      <w:hyperlink r:id="rId13">
-        <w:r>
-          <w:rPr>
-            <w:lang w:val="zh_CN" w:bidi="zh_CN"/>
-          </w:rPr>
-          <w:rPr>
-            <w:color w:val="0000EE"/>
-            <w:u w:val="single"/>
-          </w:rPr>
-          <w:t>mp3 file</w:t>
-        </w:r>
-      </w:hyperlink>
-      <w:r>
-        <w:rPr>
-          <w:lang w:val="zh_CN" w:bidi="zh_CN"/>
-        </w:rPr>
-        <w:t xml:space="preserve"> (None KB)</w:t>
-      </w:r>
-      <w:r>
-        <w:rPr>
-          <w:lang w:val="zh_CN" w:bidi="zh_CN"/>
-        </w:rPr>
-      </w:r>
-      <w:r>
-        <w:rPr>
-          <w:lang w:val="zh_CN" w:bidi="zh_CN"/>
-        </w:rPr>
-      </w:r>
-    </w:p>
-    <w:p>
-      <w:pPr/>
-      <w:r>
-        <w:rPr>
-          <w:lang w:val="zh_CN" w:bidi="zh_CN"/>
-        </w:rPr>
-      </w:r>
-    </w:p>
-    <w:p>
-      <w:pPr>
-        <w:pStyle w:val="Heading2"/>
-      </w:pPr>
-      <w:r>
-        <w:rPr>
-          <w:lang w:val="zh_CN" w:bidi="zh_CN"/>
-        </w:rPr>
-        <w:t>约翰</w:t>
-      </w:r>
-      <w:r>
-        <w:rPr>
-          <w:lang w:val="zh_CN" w:bidi="zh_CN"/>
-        </w:rPr>
-      </w:r>
-    </w:p>
-    <w:p>
-      <w:pPr/>
-      <w:r>
-        <w:rPr>
-          <w:lang w:val="zh_CN" w:bidi="zh_CN"/>
-        </w:rPr>
-      </w:r>
-      <w:r>
-        <w:rPr>
-          <w:b/>
-          <w:lang w:val="zh_CN" w:bidi="zh_CN"/>
-        </w:rPr>
-        <w:t>约翰</w:t>
-      </w:r>
-      <w:r>
-        <w:rPr>
-          <w:lang w:val="zh_CN" w:bidi="zh_CN"/>
-        </w:rPr>
-        <w:t>是耶稣的</w:t>
-      </w:r>
-      <w:r>
-        <w:rPr>
-          <w:lang w:val="zh_CN" w:bidi="zh_CN"/>
-        </w:rPr>
-        <w:t>门徒</w:t>
-      </w:r>
-      <w:r>
-        <w:rPr>
-          <w:lang w:val="zh_CN" w:bidi="zh_CN"/>
-        </w:rPr>
-        <w:t>之一。 他是另一个门徒</w:t>
-      </w:r>
-      <w:r>
-        <w:rPr>
-          <w:lang w:val="zh_CN" w:bidi="zh_CN"/>
-        </w:rPr>
-        <w:t>雅各</w:t>
-      </w:r>
-      <w:r>
-        <w:rPr>
-          <w:lang w:val="zh_CN" w:bidi="zh_CN"/>
-        </w:rPr>
-        <w:t>的兄弟，他们父亲的名字叫西庇太。 雅各和约翰是渔夫，直到耶稣呼召他们成为祂的门徒。与另一个门徒彼得一起，这三个人经常在特殊时刻与耶稣在一起，即使其他门徒不在那里。</w:t>
-      </w:r>
-    </w:p>
-    <w:p>
-      <w:pPr/>
-      <w:r>
-        <w:rPr>
-          <w:lang w:val="zh_CN" w:bidi="zh_CN"/>
-        </w:rPr>
-      </w:r>
-      <w:r>
-        <w:rPr>
-          <w:lang w:val="zh_CN" w:bidi="zh_CN"/>
-        </w:rPr>
-        <w:t>有一次，耶稣称雅各和他的兄弟约翰为"雷子"。 耶稣给他们这个名字可能是因为他们脾气暴躁，很容易就生气。 但我们不能确定。</w:t>
-      </w:r>
-    </w:p>
-    <w:p>
-      <w:pPr/>
-      <w:r>
-        <w:rPr>
-          <w:lang w:val="zh_CN" w:bidi="zh_CN"/>
-        </w:rPr>
-      </w:r>
       <w:r>
         <w:rPr>
           <w:lang w:val="zh_CN" w:bidi="zh_CN"/>
@@ -1050,77 +908,6 @@
           <w:lang w:val="zh_CN" w:bidi="zh_CN"/>
         </w:rPr>
         <w:t>约翰书信和启示录——新约中所有这些书卷的作者。 他可能是耶稣所有门徒中寿命最长的人。 当他已经很老时，罗马当局把他作为囚犯送到一个名叫拔摩的海岛上，神在那里赐给他异象，我们可以在《启示录》中看到这些异象。</w:t>
-      </w:r>
-      <w:r>
-        <w:rPr>
-          <w:lang w:val="zh_CN" w:bidi="zh_CN"/>
-        </w:rPr>
-      </w:r>
-      <w:r>
-        <w:rPr>
-          <w:lang w:val="zh_CN" w:bidi="zh_CN"/>
-        </w:rPr>
-      </w:r>
-    </w:p>
-    <w:p>
-      <w:pPr/>
-      <w:r>
-        <w:rPr>
-          <w:lang w:val="zh_CN" w:bidi="zh_CN"/>
-        </w:rPr>
-      </w:r>
-    </w:p>
-    <w:p>
-      <w:pPr>
-        <w:pStyle w:val="Heading2"/>
-      </w:pPr>
-      <w:r>
-        <w:rPr>
-          <w:lang w:val="zh_CN" w:bidi="zh_CN"/>
-        </w:rPr>
-        <w:t>约翰</w:t>
-      </w:r>
-      <w:r>
-        <w:rPr>
-          <w:lang w:val="zh_CN" w:bidi="zh_CN"/>
-        </w:rPr>
-      </w:r>
-    </w:p>
-    <w:p>
-      <w:pPr>
-        <w:pStyle w:val="Heading4"/>
-      </w:pPr>
-      <w:r>
-        <w:rPr>
-          <w:lang w:val="zh_CN" w:bidi="zh_CN"/>
-        </w:rPr>
-        <w:t>Audio Content</w:t>
-      </w:r>
-    </w:p>
-    <w:p>
-      <w:pPr/>
-      <w:r>
-        <w:rPr>
-          <w:lang w:val="zh_CN" w:bidi="zh_CN"/>
-        </w:rPr>
-      </w:r>
-      <w:hyperlink r:id="rId13">
-        <w:r>
-          <w:rPr>
-            <w:lang w:val="zh_CN" w:bidi="zh_CN"/>
-          </w:rPr>
-          <w:rPr>
-            <w:color w:val="0000EE"/>
-            <w:u w:val="single"/>
-          </w:rPr>
-          <w:t>mp3 file</w:t>
-        </w:r>
-      </w:hyperlink>
-      <w:r>
-        <w:rPr>
-          <w:lang w:val="zh_CN" w:bidi="zh_CN"/>
-        </w:rPr>
-        <w:t xml:space="preserve"> (None KB)</w:t>
       </w:r>
       <w:r>
         <w:rPr>

--- a/zhs/docx/085.content.docx
+++ b/zhs/docx/085.content.docx
@@ -238,12 +238,18 @@
         </w:rPr>
         <w:t>当人们立约时，他们发了一个</w:t>
       </w:r>
-      <w:r>
-        <w:rPr>
-          <w:lang w:val="zh_CN" w:bidi="zh_CN"/>
-        </w:rPr>
-        <w:t>誓</w:t>
-      </w:r>
+      <w:hyperlink r:id="rId13">
+        <w:r>
+          <w:rPr>
+            <w:lang w:val="zh_CN" w:bidi="zh_CN"/>
+          </w:rPr>
+          <w:rPr>
+            <w:color w:val="0000EE"/>
+            <w:u w:val="single"/>
+          </w:rPr>
+          <w:t>誓</w:t>
+        </w:r>
+      </w:hyperlink>
       <w:r>
         <w:rPr>
           <w:lang w:val="zh_CN" w:bidi="zh_CN"/>
@@ -262,26 +268,56 @@
         <w:rPr>
           <w:lang w:val="zh_CN" w:bidi="zh_CN"/>
         </w:rPr>
-        <w:t>个人或整个家庭可以与彼此立约。国家或人的群体也可以与彼此立约。例如，他们可能会承诺彼此不争斗，如果对方的团体有问题，他们会帮助那个团体。通过与彼此立约，他们说他们希望彼此建立良好的关系。在这段关系中，双方是平等的。他们可以选择是否与对方立约，他们也可以共同商定他们想向彼此应许什么。在旧约中，</w:t>
-      </w:r>
-      <w:r>
-        <w:rPr>
-          <w:lang w:val="zh_CN" w:bidi="zh_CN"/>
-        </w:rPr>
-        <w:t>以色列</w:t>
-      </w:r>
+        <w:t>个人或整个家庭可以与彼此立约。国家或人的群体也可以与彼此立约。例如，他们可能会承诺彼此不争斗，如果对方的团体有问题，他们会帮助那个团体。通过与彼此立约，他们说他们希望彼此建立良好的</w:t>
+      </w:r>
+      <w:hyperlink r:id="rId14">
+        <w:r>
+          <w:rPr>
+            <w:lang w:val="zh_CN" w:bidi="zh_CN"/>
+          </w:rPr>
+          <w:rPr>
+            <w:color w:val="0000EE"/>
+            <w:u w:val="single"/>
+          </w:rPr>
+          <w:t>关系</w:t>
+        </w:r>
+      </w:hyperlink>
+      <w:r>
+        <w:rPr>
+          <w:lang w:val="zh_CN" w:bidi="zh_CN"/>
+        </w:rPr>
+        <w:t>。在这段关系中，双方是平等的。他们可以选择是否与对方立约，他们也可以共同商定他们想向彼此应许什么。在旧约中，</w:t>
+      </w:r>
+      <w:hyperlink r:id="rId15">
+        <w:r>
+          <w:rPr>
+            <w:lang w:val="zh_CN" w:bidi="zh_CN"/>
+          </w:rPr>
+          <w:rPr>
+            <w:color w:val="0000EE"/>
+            <w:u w:val="single"/>
+          </w:rPr>
+          <w:t>以色列</w:t>
+        </w:r>
+      </w:hyperlink>
       <w:r>
         <w:rPr>
           <w:lang w:val="zh_CN" w:bidi="zh_CN"/>
         </w:rPr>
         <w:t>人有时与另一个</w:t>
       </w:r>
-      <w:r>
-        <w:rPr>
-          <w:lang w:val="zh_CN" w:bidi="zh_CN"/>
-        </w:rPr>
-        <w:t>国家</w:t>
-      </w:r>
+      <w:hyperlink r:id="rId16">
+        <w:r>
+          <w:rPr>
+            <w:lang w:val="zh_CN" w:bidi="zh_CN"/>
+          </w:rPr>
+          <w:rPr>
+            <w:color w:val="0000EE"/>
+            <w:u w:val="single"/>
+          </w:rPr>
+          <w:t>国家</w:t>
+        </w:r>
+      </w:hyperlink>
       <w:r>
         <w:rPr>
           <w:lang w:val="zh_CN" w:bidi="zh_CN"/>
@@ -296,24 +332,36 @@
           <w:lang w:val="zh_CN" w:bidi="zh_CN"/>
         </w:rPr>
       </w:r>
-      <w:r>
-        <w:rPr>
-          <w:lang w:val="zh_CN" w:bidi="zh_CN"/>
-        </w:rPr>
-        <w:t>王</w:t>
-      </w:r>
+      <w:hyperlink r:id="rId17">
+        <w:r>
+          <w:rPr>
+            <w:lang w:val="zh_CN" w:bidi="zh_CN"/>
+          </w:rPr>
+          <w:rPr>
+            <w:color w:val="0000EE"/>
+            <w:u w:val="single"/>
+          </w:rPr>
+          <w:t>王</w:t>
+        </w:r>
+      </w:hyperlink>
       <w:r>
         <w:rPr>
           <w:lang w:val="zh_CN" w:bidi="zh_CN"/>
         </w:rPr>
         <w:t>或统治者也可以与另一个比他弱的统治者或</w:t>
       </w:r>
-      <w:r>
-        <w:rPr>
-          <w:lang w:val="zh_CN" w:bidi="zh_CN"/>
-        </w:rPr>
-        <w:t>国</w:t>
-      </w:r>
+      <w:hyperlink r:id="rId18">
+        <w:r>
+          <w:rPr>
+            <w:lang w:val="zh_CN" w:bidi="zh_CN"/>
+          </w:rPr>
+          <w:rPr>
+            <w:color w:val="0000EE"/>
+            <w:u w:val="single"/>
+          </w:rPr>
+          <w:t>国</w:t>
+        </w:r>
+      </w:hyperlink>
       <w:r>
         <w:rPr>
           <w:lang w:val="zh_CN" w:bidi="zh_CN"/>
@@ -360,7 +408,79 @@
         <w:rPr>
           <w:lang w:val="zh_CN" w:bidi="zh_CN"/>
         </w:rPr>
-        <w:t>神与亚伯拉罕立约。神应许赐给亚伯拉罕一块土地和许多后裔。在这里，神是唯一起誓的那一位。神藉著一个包含杀死动物的仪式来坚定祂的誓言。这象征着神的誓言的真诚。从那时候起，亚伯拉罕和他的后裔需要受割礼。割礼是一种习俗，切掉男人阴茎末端松散的皮肤。在希伯来文中，按照旧约的语言，当人们立约时，他们说他们"</w:t>
+        <w:t>神与</w:t>
+      </w:r>
+      <w:hyperlink r:id="rId19">
+        <w:r>
+          <w:rPr>
+            <w:lang w:val="zh_CN" w:bidi="zh_CN"/>
+          </w:rPr>
+          <w:rPr>
+            <w:color w:val="0000EE"/>
+            <w:u w:val="single"/>
+          </w:rPr>
+          <w:t>亚伯拉罕</w:t>
+        </w:r>
+      </w:hyperlink>
+      <w:r>
+        <w:rPr>
+          <w:lang w:val="zh_CN" w:bidi="zh_CN"/>
+        </w:rPr>
+        <w:t>立约。神应许赐给亚伯拉罕一块土地和许多后裔。在这里，神是唯一起誓的那一位。神藉著一个包含杀死动物的仪式来坚定祂的誓言。这象征着神的誓言的真诚。从那时候起，亚伯拉罕和他的</w:t>
+      </w:r>
+      <w:hyperlink r:id="rId20">
+        <w:r>
+          <w:rPr>
+            <w:lang w:val="zh_CN" w:bidi="zh_CN"/>
+          </w:rPr>
+          <w:rPr>
+            <w:color w:val="0000EE"/>
+            <w:u w:val="single"/>
+          </w:rPr>
+          <w:t>后裔</w:t>
+        </w:r>
+      </w:hyperlink>
+      <w:r>
+        <w:rPr>
+          <w:lang w:val="zh_CN" w:bidi="zh_CN"/>
+        </w:rPr>
+        <w:t>需要受</w:t>
+      </w:r>
+      <w:hyperlink r:id="rId21">
+        <w:r>
+          <w:rPr>
+            <w:lang w:val="zh_CN" w:bidi="zh_CN"/>
+          </w:rPr>
+          <w:rPr>
+            <w:color w:val="0000EE"/>
+            <w:u w:val="single"/>
+          </w:rPr>
+          <w:t>割礼</w:t>
+        </w:r>
+      </w:hyperlink>
+      <w:r>
+        <w:rPr>
+          <w:lang w:val="zh_CN" w:bidi="zh_CN"/>
+        </w:rPr>
+        <w:t>。割礼是一种习俗，切掉男人阴茎末端松散的皮肤。在</w:t>
+      </w:r>
+      <w:hyperlink r:id="rId22">
+        <w:r>
+          <w:rPr>
+            <w:lang w:val="zh_CN" w:bidi="zh_CN"/>
+          </w:rPr>
+          <w:rPr>
+            <w:color w:val="0000EE"/>
+            <w:u w:val="single"/>
+          </w:rPr>
+          <w:t>希伯来文</w:t>
+        </w:r>
+      </w:hyperlink>
+      <w:r>
+        <w:rPr>
+          <w:lang w:val="zh_CN" w:bidi="zh_CN"/>
+        </w:rPr>
+        <w:t>中，按照旧约的语言，当人们立约时，他们说他们"</w:t>
       </w:r>
       <w:r>
         <w:rPr>
@@ -387,14 +507,38 @@
         <w:rPr>
           <w:lang w:val="zh_CN" w:bidi="zh_CN"/>
         </w:rPr>
-        <w:t>后来，神数次与亚伯拉罕的后裔以色列人确认这个约。例如，摩西带领以色列人脱离埃及的奴役后，这件事就发生在西奈山上。正如神所应许的，亚伯拉罕的后裔成为庞大的一群人。但他们还没有自己的土地。在西奈山上，神将祂的诫命赐给以色列人。这些诫命就是祂的律法。以色列人需要遵守这些诫命。这是他们的约的一部分。神应许以色列人，如果他们顺服祂，遵守约中他们该有的部分，他们就会成为神特别的子民。神会</w:t>
-      </w:r>
-      <w:r>
-        <w:rPr>
-          <w:lang w:val="zh_CN" w:bidi="zh_CN"/>
-        </w:rPr>
-        <w:t>祝福</w:t>
-      </w:r>
+        <w:t>后来，神数次与亚伯拉罕的后裔</w:t>
+      </w:r>
+      <w:hyperlink r:id="rId23">
+        <w:r>
+          <w:rPr>
+            <w:lang w:val="zh_CN" w:bidi="zh_CN"/>
+          </w:rPr>
+          <w:rPr>
+            <w:color w:val="0000EE"/>
+            <w:u w:val="single"/>
+          </w:rPr>
+          <w:t>以色列人</w:t>
+        </w:r>
+      </w:hyperlink>
+      <w:r>
+        <w:rPr>
+          <w:lang w:val="zh_CN" w:bidi="zh_CN"/>
+        </w:rPr>
+        <w:t>确认这个约。例如，摩西带领以色列人脱离埃及的奴役后，这件事就发生在西奈山上。正如神所应许的，亚伯拉罕的后裔成为庞大的一群人。但他们还没有自己的土地。在西奈山上，神将祂的诫命赐给以色列人。这些诫命就是祂的律法。以色列人需要遵守这些诫命。这是他们的约的一部分。神应许以色列人，如果他们顺服祂，遵守约中他们该有的部分，他们就会成为神特别的子民。神会</w:t>
+      </w:r>
+      <w:hyperlink r:id="rId24">
+        <w:r>
+          <w:rPr>
+            <w:lang w:val="zh_CN" w:bidi="zh_CN"/>
+          </w:rPr>
+          <w:rPr>
+            <w:color w:val="0000EE"/>
+            <w:u w:val="single"/>
+          </w:rPr>
+          <w:t>祝福</w:t>
+        </w:r>
+      </w:hyperlink>
       <w:r>
         <w:rPr>
           <w:lang w:val="zh_CN" w:bidi="zh_CN"/>
@@ -413,14 +557,38 @@
         <w:rPr>
           <w:lang w:val="zh_CN" w:bidi="zh_CN"/>
         </w:rPr>
-        <w:t>以色列人应许遵守神的约，并完全顺服祂。为了证实这个应许，他们举行了一个仪式。摩西杀了几只动物，并将这些动物的一些血洒在坛上，坛是人们向神</w:t>
-      </w:r>
-      <w:r>
-        <w:rPr>
-          <w:lang w:val="zh_CN" w:bidi="zh_CN"/>
-        </w:rPr>
-        <w:t>献祭</w:t>
-      </w:r>
+        <w:t>以色列人应许遵守神的约，并完全顺服祂。为了证实这个应许，他们举行了一个仪式。摩西杀了几只动物，并将这些动物的一些血洒在</w:t>
+      </w:r>
+      <w:hyperlink r:id="rId25">
+        <w:r>
+          <w:rPr>
+            <w:lang w:val="zh_CN" w:bidi="zh_CN"/>
+          </w:rPr>
+          <w:rPr>
+            <w:color w:val="0000EE"/>
+            <w:u w:val="single"/>
+          </w:rPr>
+          <w:t>坛</w:t>
+        </w:r>
+      </w:hyperlink>
+      <w:r>
+        <w:rPr>
+          <w:lang w:val="zh_CN" w:bidi="zh_CN"/>
+        </w:rPr>
+        <w:t>上，坛是人们向神</w:t>
+      </w:r>
+      <w:hyperlink r:id="rId26">
+        <w:r>
+          <w:rPr>
+            <w:lang w:val="zh_CN" w:bidi="zh_CN"/>
+          </w:rPr>
+          <w:rPr>
+            <w:color w:val="0000EE"/>
+            <w:u w:val="single"/>
+          </w:rPr>
+          <w:t>献祭</w:t>
+        </w:r>
+      </w:hyperlink>
       <w:r>
         <w:rPr>
           <w:lang w:val="zh_CN" w:bidi="zh_CN"/>
@@ -468,12 +636,18 @@
         </w:rPr>
         <w:t>约。神有必要立一个新约，因为人是</w:t>
       </w:r>
-      <w:r>
-        <w:rPr>
-          <w:lang w:val="zh_CN" w:bidi="zh_CN"/>
-        </w:rPr>
-        <w:t>有罪</w:t>
-      </w:r>
+      <w:hyperlink r:id="rId27">
+        <w:r>
+          <w:rPr>
+            <w:lang w:val="zh_CN" w:bidi="zh_CN"/>
+          </w:rPr>
+          <w:rPr>
+            <w:color w:val="0000EE"/>
+            <w:u w:val="single"/>
+          </w:rPr>
+          <w:t>有罪</w:t>
+        </w:r>
+      </w:hyperlink>
       <w:r>
         <w:rPr>
           <w:lang w:val="zh_CN" w:bidi="zh_CN"/>
@@ -714,24 +888,36 @@
         </w:rPr>
         <w:t>是一条从北到南流经</w:t>
       </w:r>
-      <w:r>
-        <w:rPr>
-          <w:lang w:val="zh_CN" w:bidi="zh_CN"/>
-        </w:rPr>
-        <w:t>以色列</w:t>
-      </w:r>
+      <w:hyperlink r:id="rId16">
+        <w:r>
+          <w:rPr>
+            <w:lang w:val="zh_CN" w:bidi="zh_CN"/>
+          </w:rPr>
+          <w:rPr>
+            <w:color w:val="0000EE"/>
+            <w:u w:val="single"/>
+          </w:rPr>
+          <w:t>以色列</w:t>
+        </w:r>
+      </w:hyperlink>
       <w:r>
         <w:rPr>
           <w:lang w:val="zh_CN" w:bidi="zh_CN"/>
         </w:rPr>
         <w:t xml:space="preserve">的长河。 在雨季，河水非常宽且深。 在一年中的其它时间，河水变小，人可以通过涉水或游泳过河。 在两个地方，河流经过一个大湖：先是加利利湖或海，然后是死海。 </w:t>
       </w:r>
-      <w:r>
-        <w:rPr>
-          <w:lang w:val="zh_CN" w:bidi="zh_CN"/>
-        </w:rPr>
-        <w:t>加利利湖</w:t>
-      </w:r>
+      <w:hyperlink r:id="rId28">
+        <w:r>
+          <w:rPr>
+            <w:lang w:val="zh_CN" w:bidi="zh_CN"/>
+          </w:rPr>
+          <w:rPr>
+            <w:color w:val="0000EE"/>
+            <w:u w:val="single"/>
+          </w:rPr>
+          <w:t>加利利湖</w:t>
+        </w:r>
+      </w:hyperlink>
       <w:r>
         <w:rPr>
           <w:lang w:val="zh_CN" w:bidi="zh_CN"/>
@@ -752,24 +938,54 @@
         </w:rPr>
         <w:t>约旦河对</w:t>
       </w:r>
-      <w:r>
-        <w:rPr>
-          <w:lang w:val="zh_CN" w:bidi="zh_CN"/>
-        </w:rPr>
-        <w:t>犹太人</w:t>
-      </w:r>
-      <w:r>
-        <w:rPr>
-          <w:lang w:val="zh_CN" w:bidi="zh_CN"/>
-        </w:rPr>
-        <w:t>来说非常重要。 这之所以重要，因为百姓需要河水，也因为当以色列人第一次进入这块土地时，他们必须渡过约旦河。 正逢雨季，当时河水非常深且宽。 但神行了</w:t>
-      </w:r>
-      <w:r>
-        <w:rPr>
-          <w:lang w:val="zh_CN" w:bidi="zh_CN"/>
-        </w:rPr>
-        <w:t>神迹</w:t>
-      </w:r>
+      <w:hyperlink r:id="rId29">
+        <w:r>
+          <w:rPr>
+            <w:lang w:val="zh_CN" w:bidi="zh_CN"/>
+          </w:rPr>
+          <w:rPr>
+            <w:color w:val="0000EE"/>
+            <w:u w:val="single"/>
+          </w:rPr>
+          <w:t>犹太人</w:t>
+        </w:r>
+      </w:hyperlink>
+      <w:r>
+        <w:rPr>
+          <w:lang w:val="zh_CN" w:bidi="zh_CN"/>
+        </w:rPr>
+        <w:t>来说非常重要。 这之所以重要，因为百姓需要河水，也因为当</w:t>
+      </w:r>
+      <w:hyperlink r:id="rId23">
+        <w:r>
+          <w:rPr>
+            <w:lang w:val="zh_CN" w:bidi="zh_CN"/>
+          </w:rPr>
+          <w:rPr>
+            <w:color w:val="0000EE"/>
+            <w:u w:val="single"/>
+          </w:rPr>
+          <w:t>以色列人</w:t>
+        </w:r>
+      </w:hyperlink>
+      <w:r>
+        <w:rPr>
+          <w:lang w:val="zh_CN" w:bidi="zh_CN"/>
+        </w:rPr>
+        <w:t>第一次进入这块土地时，他们必须渡过约旦河。 正逢雨季，当时河水非常深且宽。 但神行了</w:t>
+      </w:r>
+      <w:hyperlink r:id="rId30">
+        <w:r>
+          <w:rPr>
+            <w:lang w:val="zh_CN" w:bidi="zh_CN"/>
+          </w:rPr>
+          <w:rPr>
+            <w:color w:val="0000EE"/>
+            <w:u w:val="single"/>
+          </w:rPr>
+          <w:t>神迹</w:t>
+        </w:r>
+      </w:hyperlink>
       <w:r>
         <w:rPr>
           <w:lang w:val="zh_CN" w:bidi="zh_CN"/>
@@ -845,24 +1061,36 @@
         </w:rPr>
         <w:t>是耶稣的</w:t>
       </w:r>
-      <w:r>
-        <w:rPr>
-          <w:lang w:val="zh_CN" w:bidi="zh_CN"/>
-        </w:rPr>
-        <w:t>门徒</w:t>
-      </w:r>
+      <w:hyperlink r:id="rId31">
+        <w:r>
+          <w:rPr>
+            <w:lang w:val="zh_CN" w:bidi="zh_CN"/>
+          </w:rPr>
+          <w:rPr>
+            <w:color w:val="0000EE"/>
+            <w:u w:val="single"/>
+          </w:rPr>
+          <w:t>门徒</w:t>
+        </w:r>
+      </w:hyperlink>
       <w:r>
         <w:rPr>
           <w:lang w:val="zh_CN" w:bidi="zh_CN"/>
         </w:rPr>
         <w:t>之一。 他是另一个门徒</w:t>
       </w:r>
-      <w:r>
-        <w:rPr>
-          <w:lang w:val="zh_CN" w:bidi="zh_CN"/>
-        </w:rPr>
-        <w:t>雅各</w:t>
-      </w:r>
+      <w:hyperlink r:id="rId32">
+        <w:r>
+          <w:rPr>
+            <w:lang w:val="zh_CN" w:bidi="zh_CN"/>
+          </w:rPr>
+          <w:rPr>
+            <w:color w:val="0000EE"/>
+            <w:u w:val="single"/>
+          </w:rPr>
+          <w:t>雅各</w:t>
+        </w:r>
+      </w:hyperlink>
       <w:r>
         <w:rPr>
           <w:lang w:val="zh_CN" w:bidi="zh_CN"/>
@@ -897,17 +1125,41 @@
         </w:rPr>
         <w:t>门徒约翰可能也是约翰</w:t>
       </w:r>
-      <w:r>
-        <w:rPr>
-          <w:lang w:val="zh_CN" w:bidi="zh_CN"/>
-        </w:rPr>
-        <w:t>福音</w:t>
-      </w:r>
-      <w:r>
-        <w:rPr>
-          <w:lang w:val="zh_CN" w:bidi="zh_CN"/>
-        </w:rPr>
-        <w:t>约翰书信和启示录——新约中所有这些书卷的作者。 他可能是耶稣所有门徒中寿命最长的人。 当他已经很老时，罗马当局把他作为囚犯送到一个名叫拔摩的海岛上，神在那里赐给他异象，我们可以在《启示录》中看到这些异象。</w:t>
+      <w:hyperlink r:id="rId33">
+        <w:r>
+          <w:rPr>
+            <w:lang w:val="zh_CN" w:bidi="zh_CN"/>
+          </w:rPr>
+          <w:rPr>
+            <w:color w:val="0000EE"/>
+            <w:u w:val="single"/>
+          </w:rPr>
+          <w:t>福音</w:t>
+        </w:r>
+      </w:hyperlink>
+      <w:r>
+        <w:rPr>
+          <w:lang w:val="zh_CN" w:bidi="zh_CN"/>
+        </w:rPr>
+        <w:t>约翰书信和启示录——新约中所有这些书卷的作者。 他可能是耶稣所有门徒中寿命最长的人。 当他已经很老时，罗马当局把他作为囚犯送到一个名叫拔摩的海岛上，神在那里赐给他异象，我们可以在《启示录》中看到这些</w:t>
+      </w:r>
+      <w:hyperlink r:id="rId34">
+        <w:r>
+          <w:rPr>
+            <w:lang w:val="zh_CN" w:bidi="zh_CN"/>
+          </w:rPr>
+          <w:rPr>
+            <w:color w:val="0000EE"/>
+            <w:u w:val="single"/>
+          </w:rPr>
+          <w:t>异象</w:t>
+        </w:r>
+      </w:hyperlink>
+      <w:r>
+        <w:rPr>
+          <w:lang w:val="zh_CN" w:bidi="zh_CN"/>
+        </w:rPr>
+        <w:t>。</w:t>
       </w:r>
       <w:r>
         <w:rPr>
